--- a/storage/app/templates/consultation_retraite.docx
+++ b/storage/app/templates/consultation_retraite.docx
@@ -89,8 +89,13 @@
         <w:jc w:val="center"/>
       </w:pPr>
       <w:r>
-        <w:t>Née le {{CLIENT_DATE_NAISSANCE}} ({{CLIENT_AGE}} ans)</w:t>
-      </w:r>
+        <w:t>Née le {{CLIENT_DATE_NAISSANCE}} ({{CLIENT_AGE}</w:t>
+      </w:r>
+      <w:proofErr w:type="gramStart"/>
+      <w:r>
+        <w:t>} )</w:t>
+      </w:r>
+      <w:proofErr w:type="gramEnd"/>
     </w:p>
     <w:p>
       <w:pPr>
@@ -161,7 +166,6 @@
     </w:p>
     <w:tbl>
       <w:tblPr>
-        <w:tblStyle w:val="Normal"/>
         <w:tblW w:w="100" w:type="auto"/>
         <w:tblBorders>
           <w:top w:val="single" w:sz="4" w:space="0" w:color="auto"/>
@@ -356,7 +360,6 @@
             <w:vAlign w:val="center"/>
           </w:tcPr>
           <w:p>
-            <w:proofErr w:type="spellStart"/>
             <w:r>
               <w:rPr>
                 <w:b/>
@@ -365,7 +368,6 @@
               </w:rPr>
               <w:t>Detail</w:t>
             </w:r>
-            <w:proofErr w:type="spellEnd"/>
           </w:p>
         </w:tc>
       </w:tr>
@@ -376,21 +378,8 @@
             <w:shd w:val="clear" w:color="auto" w:fill="FFFFFF"/>
           </w:tcPr>
           <w:p>
-            <w:proofErr w:type="spellStart"/>
-            <w:r>
-              <w:t>Releve</w:t>
-            </w:r>
-            <w:proofErr w:type="spellEnd"/>
-            <w:r>
-              <w:t xml:space="preserve"> de </w:t>
-            </w:r>
-            <w:proofErr w:type="spellStart"/>
-            <w:r>
-              <w:t>carriere</w:t>
-            </w:r>
-            <w:proofErr w:type="spellEnd"/>
-            <w:r>
-              <w:t xml:space="preserve"> (CNAV)</w:t>
+            <w:r>
+              <w:t>Releve de carriere (CNAV)</w:t>
             </w:r>
           </w:p>
         </w:tc>
@@ -585,37 +574,17 @@
           <w:sz w:val="18"/>
           <w:szCs w:val="18"/>
         </w:rPr>
-        <w:t xml:space="preserve">indicatifs et doivent être validés par votre caisse. Leur </w:t>
-      </w:r>
-      <w:proofErr w:type="spellStart"/>
+        <w:t xml:space="preserve">indicatifs et doivent être validés par votre caisse. Leur nombredéfinitif peut varier selon votre situation passée et future. En </w:t>
+      </w:r>
+      <w:proofErr w:type="gramStart"/>
       <w:r>
         <w:rPr>
           <w:color w:val="666666"/>
           <w:sz w:val="18"/>
           <w:szCs w:val="18"/>
         </w:rPr>
-        <w:t>nombredéfinitif</w:t>
-      </w:r>
-      <w:proofErr w:type="spellEnd"/>
-      <w:r>
-        <w:rPr>
-          <w:color w:val="666666"/>
-          <w:sz w:val="18"/>
-          <w:szCs w:val="18"/>
-        </w:rPr>
-        <w:t xml:space="preserve"> peut varier selon votre situation passée et future. En </w:t>
-      </w:r>
-      <w:proofErr w:type="spellStart"/>
-      <w:proofErr w:type="gramStart"/>
-      <w:r>
-        <w:rPr>
-          <w:color w:val="666666"/>
-          <w:sz w:val="18"/>
-          <w:szCs w:val="18"/>
-        </w:rPr>
         <w:t>ca</w:t>
       </w:r>
-      <w:proofErr w:type="spellEnd"/>
       <w:proofErr w:type="gramEnd"/>
       <w:r>
         <w:rPr>
@@ -852,18 +821,8 @@
                 <w:bCs/>
                 <w:color w:val="FFFFFF"/>
               </w:rPr>
-              <w:t xml:space="preserve">Type de </w:t>
-            </w:r>
-            <w:proofErr w:type="spellStart"/>
-            <w:r>
-              <w:rPr>
-                <w:b/>
-                <w:bCs/>
-                <w:color w:val="FFFFFF"/>
-              </w:rPr>
-              <w:t>depart</w:t>
-            </w:r>
-            <w:proofErr w:type="spellEnd"/>
+              <w:t>Type de depart</w:t>
+            </w:r>
           </w:p>
         </w:tc>
         <w:tc>
@@ -1137,10 +1096,10 @@
         <w:tblLook w:val="04A0" w:firstRow="1" w:lastRow="0" w:firstColumn="1" w:lastColumn="0" w:noHBand="0" w:noVBand="1"/>
       </w:tblPr>
       <w:tblGrid>
-        <w:gridCol w:w="1216"/>
-        <w:gridCol w:w="2600"/>
-        <w:gridCol w:w="2600"/>
-        <w:gridCol w:w="2600"/>
+        <w:gridCol w:w="1960"/>
+        <w:gridCol w:w="2352"/>
+        <w:gridCol w:w="2352"/>
+        <w:gridCol w:w="2352"/>
       </w:tblGrid>
       <w:tr>
         <w:trPr>
@@ -1829,7 +1788,7 @@
                 <w:sz w:val="20"/>
                 <w:szCs w:val="20"/>
               </w:rPr>
-              <w:t>IRCANTEC</w:t>
+              <w:t>{{AUTRE_REGIME_LIBELLE}}</w:t>
             </w:r>
           </w:p>
         </w:tc>
@@ -2173,15 +2132,15 @@
         <w:pStyle w:val="Titre2"/>
       </w:pPr>
       <w:r>
+        <w:t>{{SC3_TITRE}}</w:t>
+      </w:r>
+    </w:p>
+    <w:p>
+      <w:pPr>
+        <w:spacing w:after="200"/>
+      </w:pPr>
+      <w:r>
         <w:lastRenderedPageBreak/>
-        <w:t>{{SC3_TITRE}}</w:t>
-      </w:r>
-    </w:p>
-    <w:p>
-      <w:pPr>
-        <w:spacing w:after="200"/>
-      </w:pPr>
-      <w:r>
         <w:t>{{SC3_TEXTE_1}}</w:t>
       </w:r>
     </w:p>
@@ -3993,7 +3952,6 @@
   <w:style w:type="character" w:default="1" w:styleId="Policepardfaut">
     <w:name w:val="Default Paragraph Font"/>
     <w:uiPriority w:val="1"/>
-    <w:semiHidden/>
     <w:unhideWhenUsed/>
   </w:style>
   <w:style w:type="table" w:default="1" w:styleId="TableauNormal">

--- a/storage/app/templates/consultation_retraite.docx
+++ b/storage/app/templates/consultation_retraite.docx
@@ -85,17 +85,13 @@
     </w:p>
     <w:p>
       <w:pPr>
-        <w:spacing w:after="120"/>
+        <w:spacing w:after="100" w:afterAutospacing="1"/>
+        <w:contextualSpacing/>
         <w:jc w:val="center"/>
       </w:pPr>
       <w:r>
-        <w:t>Née le {{CLIENT_DATE_NAISSANCE}} ({{CLIENT_AGE}</w:t>
-      </w:r>
-      <w:proofErr w:type="gramStart"/>
-      <w:r>
-        <w:t>} )</w:t>
-      </w:r>
-      <w:proofErr w:type="gramEnd"/>
+        <w:t>Née le {{CLIENT_DATE_NAISSANCE}} ({{CLIENT_AGE}})</w:t>
+      </w:r>
     </w:p>
     <w:p>
       <w:pPr>
@@ -360,6 +356,7 @@
             <w:vAlign w:val="center"/>
           </w:tcPr>
           <w:p>
+            <w:proofErr w:type="spellStart"/>
             <w:r>
               <w:rPr>
                 <w:b/>
@@ -368,6 +365,7 @@
               </w:rPr>
               <w:t>Detail</w:t>
             </w:r>
+            <w:proofErr w:type="spellEnd"/>
           </w:p>
         </w:tc>
       </w:tr>
@@ -379,7 +377,16 @@
           </w:tcPr>
           <w:p>
             <w:r>
-              <w:t>Releve de carriere (CNAV)</w:t>
+              <w:t>Relevé</w:t>
+            </w:r>
+            <w:r>
+              <w:t xml:space="preserve"> de </w:t>
+            </w:r>
+            <w:r>
+              <w:t>carrière</w:t>
+            </w:r>
+            <w:r>
+              <w:t xml:space="preserve"> (CNAV)</w:t>
             </w:r>
           </w:p>
         </w:tc>
@@ -574,43 +581,39 @@
           <w:sz w:val="18"/>
           <w:szCs w:val="18"/>
         </w:rPr>
-        <w:t xml:space="preserve">indicatifs et doivent être validés par votre caisse. Leur nombredéfinitif peut varier selon votre situation passée et future. En </w:t>
-      </w:r>
-      <w:proofErr w:type="gramStart"/>
+        <w:t>indicatifs et doivent être validés par votre caisse. Leur nombre</w:t>
+      </w:r>
       <w:r>
         <w:rPr>
           <w:color w:val="666666"/>
           <w:sz w:val="18"/>
           <w:szCs w:val="18"/>
         </w:rPr>
-        <w:t>ca</w:t>
-      </w:r>
-      <w:proofErr w:type="gramEnd"/>
+        <w:t xml:space="preserve"> </w:t>
+      </w:r>
       <w:r>
         <w:rPr>
           <w:color w:val="666666"/>
           <w:sz w:val="18"/>
           <w:szCs w:val="18"/>
         </w:rPr>
-        <w:t xml:space="preserve"> de questions ou doutes, </w:t>
-      </w:r>
-      <w:proofErr w:type="gramStart"/>
+        <w:t xml:space="preserve">définitif peut varier selon votre situation passée et future. En </w:t>
+      </w:r>
       <w:r>
         <w:rPr>
           <w:color w:val="666666"/>
           <w:sz w:val="18"/>
           <w:szCs w:val="18"/>
         </w:rPr>
-        <w:t>mandatez  un</w:t>
-      </w:r>
-      <w:proofErr w:type="gramEnd"/>
+        <w:t>cas</w:t>
+      </w:r>
       <w:r>
         <w:rPr>
           <w:color w:val="666666"/>
           <w:sz w:val="18"/>
           <w:szCs w:val="18"/>
         </w:rPr>
-        <w:t xml:space="preserve"> expert EOR ou contactez votre caisse.</w:t>
+        <w:t xml:space="preserve"> de questions ou doutes, mandatez un expert EOR ou contactez votre caisse.</w:t>
       </w:r>
     </w:p>
     <w:p>
@@ -685,8 +688,6 @@
     <w:p>
       <w:pPr>
         <w:spacing w:after="360"/>
-      </w:pPr>
-      <w:r>
         <w:rPr>
           <w:i/>
           <w:iCs/>
@@ -694,8 +695,7 @@
           <w:sz w:val="20"/>
           <w:szCs w:val="20"/>
         </w:rPr>
-        <w:t xml:space="preserve">Avertissement : Montants BRUTS - CSG-CRDS de 9,2% </w:t>
-      </w:r>
+      </w:pPr>
       <w:r>
         <w:rPr>
           <w:i/>
@@ -704,7 +704,7 @@
           <w:sz w:val="20"/>
           <w:szCs w:val="20"/>
         </w:rPr>
-        <w:t>à</w:t>
+        <w:t xml:space="preserve">Avertissement : Montants BRUTS - CSG-CRDS de 9,2% </w:t>
       </w:r>
       <w:r>
         <w:rPr>
@@ -714,7 +714,7 @@
           <w:sz w:val="20"/>
           <w:szCs w:val="20"/>
         </w:rPr>
-        <w:t xml:space="preserve"> </w:t>
+        <w:t>à</w:t>
       </w:r>
       <w:r>
         <w:rPr>
@@ -724,7 +724,7 @@
           <w:sz w:val="20"/>
           <w:szCs w:val="20"/>
         </w:rPr>
-        <w:t>déduire</w:t>
+        <w:t xml:space="preserve"> </w:t>
       </w:r>
       <w:r>
         <w:rPr>
@@ -734,14 +734,90 @@
           <w:sz w:val="20"/>
           <w:szCs w:val="20"/>
         </w:rPr>
+        <w:t>déduire</w:t>
+      </w:r>
+      <w:r>
+        <w:rPr>
+          <w:i/>
+          <w:iCs/>
+          <w:color w:val="666666"/>
+          <w:sz w:val="20"/>
+          <w:szCs w:val="20"/>
+        </w:rPr>
         <w:t xml:space="preserve"> (ce taux dépend de votre situation fiscale).</w:t>
       </w:r>
     </w:p>
     <w:p>
       <w:pPr>
+        <w:spacing w:after="360"/>
+        <w:rPr>
+          <w:i/>
+          <w:iCs/>
+          <w:color w:val="666666"/>
+          <w:sz w:val="20"/>
+          <w:szCs w:val="20"/>
+        </w:rPr>
+      </w:pPr>
+    </w:p>
+    <w:p>
+      <w:pPr>
+        <w:spacing w:after="360"/>
+        <w:rPr>
+          <w:i/>
+          <w:iCs/>
+          <w:color w:val="666666"/>
+          <w:sz w:val="20"/>
+          <w:szCs w:val="20"/>
+        </w:rPr>
+      </w:pPr>
+    </w:p>
+    <w:p>
+      <w:pPr>
+        <w:spacing w:after="360"/>
+        <w:rPr>
+          <w:i/>
+          <w:iCs/>
+          <w:color w:val="666666"/>
+          <w:sz w:val="20"/>
+          <w:szCs w:val="20"/>
+        </w:rPr>
+      </w:pPr>
+    </w:p>
+    <w:p>
+      <w:pPr>
+        <w:spacing w:after="360"/>
+        <w:rPr>
+          <w:i/>
+          <w:iCs/>
+          <w:color w:val="666666"/>
+          <w:sz w:val="20"/>
+          <w:szCs w:val="20"/>
+        </w:rPr>
+      </w:pPr>
+    </w:p>
+    <w:p>
+      <w:pPr>
+        <w:spacing w:after="360"/>
+        <w:rPr>
+          <w:i/>
+          <w:iCs/>
+          <w:color w:val="666666"/>
+          <w:sz w:val="20"/>
+          <w:szCs w:val="20"/>
+        </w:rPr>
+      </w:pPr>
+    </w:p>
+    <w:p>
+      <w:pPr>
+        <w:spacing w:after="360"/>
+      </w:pPr>
+    </w:p>
+    <w:p>
+      <w:pPr>
         <w:pStyle w:val="Titre1"/>
       </w:pPr>
       <w:r>
+        <w:lastRenderedPageBreak/>
         <w:t xml:space="preserve">3. </w:t>
       </w:r>
       <w:r>
@@ -821,8 +897,18 @@
                 <w:bCs/>
                 <w:color w:val="FFFFFF"/>
               </w:rPr>
-              <w:t>Type de depart</w:t>
-            </w:r>
+              <w:t xml:space="preserve">Type de </w:t>
+            </w:r>
+            <w:proofErr w:type="spellStart"/>
+            <w:r>
+              <w:rPr>
+                <w:b/>
+                <w:bCs/>
+                <w:color w:val="FFFFFF"/>
+              </w:rPr>
+              <w:t>depart</w:t>
+            </w:r>
+            <w:proofErr w:type="spellEnd"/>
           </w:p>
         </w:tc>
         <w:tc>
@@ -951,7 +1037,6 @@
                 <w:b/>
                 <w:bCs/>
               </w:rPr>
-              <w:lastRenderedPageBreak/>
               <w:t>Taux plein automatique</w:t>
             </w:r>
           </w:p>
@@ -2971,7 +3056,7 @@
       <mc:AlternateContent>
         <mc:Choice Requires="wps">
           <w:drawing>
-            <wp:anchor distT="0" distB="0" distL="114300" distR="114300" simplePos="0" relativeHeight="251659264" behindDoc="0" locked="0" layoutInCell="1" allowOverlap="1" wp14:anchorId="3E20A1C6" wp14:editId="4112F120">
+            <wp:anchor distT="0" distB="0" distL="114300" distR="114300" simplePos="0" relativeHeight="251659264" behindDoc="0" locked="0" layoutInCell="1" allowOverlap="1" wp14:anchorId="3E20A1C6" wp14:editId="225ED8F6">
               <wp:simplePos x="0" y="0"/>
               <wp:positionH relativeFrom="column">
                 <wp:posOffset>352425</wp:posOffset>
